--- a/hin/docx/48.content.docx
+++ b/hin/docx/48.content.docx
@@ -136,13 +136,6 @@
         <w:rPr>
           <w:lang w:val="hi_IN" w:bidi="hi_IN"/>
         </w:rPr>
-      </w:r>
-      <w:r>
-        <w:rPr>
-          <w:i/>
-          <w:lang w:val="hi_IN" w:bidi="hi_IN"/>
-        </w:rPr>
-        <w:t>गलातियों 1:1, गलातियों 1:4, गलातियों 1:6, गलातियों 1:7, गलातियों 1:8–9, गलातियों 1:10, गलातियों 1:12, गलातियों 1:13–14, गलातियों 1:15, गलातियों 1:16, गलातियों 1:18–19, गलातियों 1:22–23, गलातियों 2:1–2, गलातियों 2:3, गलातियों 2:4, गलातियों 2:6, गलातियों 2:7–8, गलातियों 2:7–8 (#2), गलातियों 2:9, गलातियों 2:11–12, गलातियों 2:14, गलातियों 2:16, गलातियों 2:16 (#2), गलातियों 2:18, गलातियों 2:20, गलातियों 2:20 (#2), गलातियों 3:6, गलातियों 3:7, गलातियों 3:8, गलातियों 3:10, गलातियों 3:11, गलातियों 3:13–14, गलातियों 3:16, गलातियों 3:17, गलातियों 3:19, गलातियों 3:22, गलातियों 3:23–26, गलातियों 3:27, गलातियों 3:28, गलातियों 4:1–2, गलातियों 4:4–5, गलातियों 4:5, गलातियों 4:6, गलातियों 4:8, गलातियों 4:9, गलातियों 4:9–11, गलातियों 4:13, गलातियों 4:14, गलातियों 4:17, गलातियों 4:20–21, गलातियों 4:22, गलातियों 4:26, गलातियों 4:28, गलातियों 4:29, गलातियों 4:30, गलातियों 4:31, गलातियों 5:1, गलातियों 5:2, गलातियों 5:4, गलातियों 5:6, गलातियों 5:10, गलातियों 5:11, गलातियों 5:13, गलातियों 5:13 (#2), गलातियों 5:14, गलातियों 5:16, गलातियों 5:17, गलातियों 5:20–21, गलातियों 5:21, गलातियों 5:22–23, गलातियों 5:24, गलातियों 6:1, गलातियों 6:1 (#2), गलातियों 6:2, गलातियों 6:4, गलातियों 6:6, गलातियों 6:7, गलातियों 6:8, गलातियों 6:8 (#2), गलातियों 6:9, गलातियों 6:10, गलातियों 6:12, गलातियों 6:14, गलातियों 6:15, गलातियों 6:16, गलातियों 6:17</w:t>
       </w:r>
       <w:r>
         <w:rPr>

--- a/hin/docx/48.content.docx
+++ b/hin/docx/48.content.docx
@@ -123,19 +123,6 @@
           <w:lang w:val="hi_IN" w:bidi="hi_IN"/>
         </w:rPr>
         <w:t>GAL</w:t>
-      </w:r>
-      <w:r>
-        <w:rPr>
-          <w:lang w:val="hi_IN" w:bidi="hi_IN"/>
-        </w:rPr>
-      </w:r>
-    </w:p>
-    <w:p>
-      <w:pPr/>
-      <w:r>
-        <w:rPr>
-          <w:lang w:val="hi_IN" w:bidi="hi_IN"/>
-        </w:rPr>
       </w:r>
       <w:r>
         <w:rPr>

--- a/hin/docx/48.content.docx
+++ b/hin/docx/48.content.docx
@@ -19,7 +19,7 @@
         <w:rPr>
           <w:lang w:val="hi_IN" w:bidi="hi_IN"/>
         </w:rPr>
-        <w:t>Resource: अनुवाद प्रश्न (unfoldingWord)</w:t>
+        <w:t>Resource: unfoldingWord® Translation Questions</w:t>
       </w:r>
       <w:r>
         <w:rPr>
@@ -85,7 +85,7 @@
         <w:rPr>
           <w:lang w:val="hi_IN" w:bidi="hi_IN"/>
         </w:rPr>
-        <w:t>अनुवाद प्रश्न (unfoldingWord)</w:t>
+        <w:t>unfoldingWord® Translation Questions</w:t>
       </w:r>
     </w:p>
     <w:p>
